--- a/apache2/www/public/engineer/engineer-resume-two-columns.docx
+++ b/apache2/www/public/engineer/engineer-resume-two-columns.docx
@@ -876,7 +876,7 @@
         <w:t xml:space="preserve">• </w:t>
       </w:r>
       <w:r>
-        <w:t>Designated the UK's</w:t>
+        <w:t>Designated UK's</w:t>
       </w:r>
       <w:r>
         <w:t xml:space="preserve"> top </w:t>
@@ -891,7 +891,7 @@
         <w:t>"</w:t>
       </w:r>
       <w:r>
-        <w:t xml:space="preserve"> on the leading tuition platform </w:t>
+        <w:t xml:space="preserve"> on leading tuition platform </w:t>
       </w:r>
       <w:hyperlink r:id="rId14" w:history="1">
         <w:r>
@@ -905,7 +905,13 @@
         <w:t xml:space="preserve"> and received</w:t>
       </w:r>
       <w:r>
-        <w:t xml:space="preserve"> over 600 5-star ratings and reviews.</w:t>
+        <w:t xml:space="preserve"> over 600 </w:t>
+      </w:r>
+      <w:r>
+        <w:t>five</w:t>
+      </w:r>
+      <w:r>
+        <w:t>-star ratings and reviews.</w:t>
       </w:r>
     </w:p>
     <w:p>
@@ -1090,13 +1096,13 @@
         <w:t xml:space="preserve"> </w:t>
       </w:r>
       <w:r>
-        <w:t>wrote a custom object-relational mapping (ORM) in PHP and SQL (MySQL)</w:t>
+        <w:t>wrote custom object-relational mapping (ORM) in PHP and SQL (MySQL)</w:t>
       </w:r>
       <w:r>
         <w:t xml:space="preserve"> to </w:t>
       </w:r>
       <w:r>
-        <w:t>uncouple the domain logic from the database layer, thus upgrading the procedural PHP to object-oriented PHP.</w:t>
+        <w:t>uncouple domain logic from database layer, upgrading the procedural PHP to object-oriented PHP.</w:t>
       </w:r>
     </w:p>
     <w:p>
@@ -1123,7 +1129,13 @@
         <w:t xml:space="preserve">within </w:t>
       </w:r>
       <w:r>
-        <w:t>the codebase in order to use test-driven development (TDD) throughout the upgrad</w:t>
+        <w:t xml:space="preserve">the codebase </w:t>
+      </w:r>
+      <w:r>
+        <w:t xml:space="preserve">and </w:t>
+      </w:r>
+      <w:r>
+        <w:t>use test-driven development (TDD) throughout the upgrad</w:t>
       </w:r>
       <w:r>
         <w:t>e</w:t>
@@ -1300,13 +1312,13 @@
         <w:t>82%</w:t>
       </w:r>
       <w:r>
-        <w:t>): Built a dung beetle robot</w:t>
+        <w:t>): Built dung beetle robot</w:t>
       </w:r>
       <w:r>
         <w:t xml:space="preserve"> with </w:t>
       </w:r>
       <w:r>
-        <w:t>a neural model of navigational behaviour</w:t>
+        <w:t>neural model of navigational behaviour</w:t>
       </w:r>
       <w:r>
         <w:t xml:space="preserve"> </w:t>
@@ -1318,7 +1330,7 @@
         <w:t xml:space="preserve">awarded </w:t>
       </w:r>
       <w:r>
-        <w:t>a grant to travel to South Africa and test the robot against real dung beetles.</w:t>
+        <w:t>grant to travel to South Africa and test the robot against real dung beetles.</w:t>
       </w:r>
     </w:p>
     <w:p>
@@ -1735,7 +1747,7 @@
         <w:pStyle w:val="NoSpacing"/>
       </w:pPr>
       <w:r>
-        <w:t>• Built a reusable back-end PHP framework.</w:t>
+        <w:t>• Built reusable back-end PHP framework.</w:t>
       </w:r>
     </w:p>
     <w:p>
@@ -1743,7 +1755,7 @@
         <w:pStyle w:val="NoSpacing"/>
       </w:pPr>
       <w:r>
-        <w:t>• Designed a responsive front-end with Bootstrap.</w:t>
+        <w:t>• Designed responsive front-end with Bootstrap.</w:t>
       </w:r>
     </w:p>
     <w:p>
@@ -1754,7 +1766,7 @@
         <w:t xml:space="preserve">• </w:t>
       </w:r>
       <w:r>
-        <w:t xml:space="preserve">Organised the application into standalone containers using </w:t>
+        <w:t xml:space="preserve">Organised application into standalone containers using </w:t>
       </w:r>
       <w:r>
         <w:t>Docker</w:t>
@@ -1768,7 +1780,7 @@
         <w:pStyle w:val="NoSpacing"/>
       </w:pPr>
       <w:r>
-        <w:t xml:space="preserve">• Automated the DevOps pipeline </w:t>
+        <w:t xml:space="preserve">• Automated DevOps pipeline </w:t>
       </w:r>
       <w:r>
         <w:t>using</w:t>
@@ -1789,10 +1801,16 @@
         <w:t xml:space="preserve">• </w:t>
       </w:r>
       <w:r>
-        <w:t>Configured t</w:t>
-      </w:r>
-      <w:r>
-        <w:t>he AWS EC2 instance and Apache Server</w:t>
+        <w:t xml:space="preserve">Configured </w:t>
+      </w:r>
+      <w:r>
+        <w:t xml:space="preserve">AWS EC2 instance and Apache </w:t>
+      </w:r>
+      <w:r>
+        <w:t xml:space="preserve">HTTP </w:t>
+      </w:r>
+      <w:r>
+        <w:t>Server</w:t>
       </w:r>
       <w:r>
         <w:t xml:space="preserve"> manually</w:t>
@@ -1825,7 +1843,7 @@
         <w:t xml:space="preserve">• </w:t>
       </w:r>
       <w:r>
-        <w:t xml:space="preserve">Awarded the </w:t>
+        <w:t xml:space="preserve">Awarded </w:t>
       </w:r>
       <w:r>
         <w:t xml:space="preserve">British Computer Society (BCS) Prize for </w:t>
@@ -1855,7 +1873,7 @@
         <w:t xml:space="preserve">• </w:t>
       </w:r>
       <w:r>
-        <w:t xml:space="preserve">Received an </w:t>
+        <w:t xml:space="preserve">Received </w:t>
       </w:r>
       <w:r>
         <w:t>Edinburgh Award for lead</w:t>
@@ -1905,7 +1923,7 @@
         <w:t xml:space="preserve">• </w:t>
       </w:r>
       <w:r>
-        <w:t>Nominated three times for the "Best Student Who Tutors Award" while teaching 11 groups across six different informatics courses.</w:t>
+        <w:t>Nominated three times for "Best Student Who Tutors Award" while teaching 11 groups across six different informatics courses.</w:t>
       </w:r>
     </w:p>
     <w:p>
@@ -1916,7 +1934,13 @@
         <w:t xml:space="preserve">• </w:t>
       </w:r>
       <w:r>
-        <w:t xml:space="preserve">Placed in the semi-finals of the national competition Voice Festival UK while </w:t>
+        <w:t xml:space="preserve">Placed in semi-finals of national competition Voice Festival UK </w:t>
+      </w:r>
+      <w:r>
+        <w:t>as</w:t>
+      </w:r>
+      <w:r>
+        <w:t xml:space="preserve"> </w:t>
       </w:r>
       <w:r>
         <w:rPr>
@@ -1928,7 +1952,7 @@
         <w:rPr>
           <w:shd w:val="clear" w:color="auto" w:fill="FFFFFF"/>
         </w:rPr>
-        <w:t>usical director at the Edinburgh University A Cappella Society</w:t>
+        <w:t>usical director at Edinburgh University A Cappella Society</w:t>
       </w:r>
       <w:r>
         <w:rPr>
